--- a/problem_sets/Problem Set 7.docx
+++ b/problem_sets/Problem Set 7.docx
@@ -181,6 +181,7 @@
     </w:p>
     <w:p>
       <w:pPr>
+        <w:spacing w:before="200" w:after="80"/>
         <w:rPr>
           <w:b/>
           <w:bCs/>
@@ -1025,7 +1026,7 @@
     </w:p>
     <w:p>
       <w:pPr>
-        <w:spacing w:after="80"/>
+        <w:spacing w:before="200" w:after="80"/>
         <w:rPr>
           <w:b/>
           <w:bCs/>
@@ -1518,8 +1519,18 @@
       <w:pPr>
         <w:spacing w:after="80"/>
       </w:pPr>
-      <w:r>
-        <w:t xml:space="preserve">i. List all four zeros of </w:t>
+      <w:proofErr w:type="spellStart"/>
+      <w:proofErr w:type="gramStart"/>
+      <w:r>
+        <w:t>i</w:t>
+      </w:r>
+      <w:proofErr w:type="spellEnd"/>
+      <w:r>
+        <w:t>.</w:t>
+      </w:r>
+      <w:proofErr w:type="gramEnd"/>
+      <w:r>
+        <w:t xml:space="preserve"> List all four zeros of </w:t>
       </w:r>
       <m:oMath>
         <m:r>
@@ -1627,7 +1638,6 @@
     </w:p>
     <w:p>
       <w:pPr>
-        <w:spacing w:after="80"/>
         <w:rPr>
           <w:b/>
           <w:bCs/>
@@ -1638,6 +1648,23 @@
           <w:b/>
           <w:bCs/>
         </w:rPr>
+        <w:br w:type="page"/>
+      </w:r>
+    </w:p>
+    <w:p>
+      <w:pPr>
+        <w:spacing w:after="80"/>
+        <w:rPr>
+          <w:b/>
+          <w:bCs/>
+        </w:rPr>
+      </w:pPr>
+      <w:r>
+        <w:rPr>
+          <w:b/>
+          <w:bCs/>
+        </w:rPr>
+        <w:lastRenderedPageBreak/>
         <w:t>3</w:t>
       </w:r>
       <w:r>
@@ -1864,7 +1891,6 @@
           <w:b/>
           <w:bCs/>
         </w:rPr>
-        <w:lastRenderedPageBreak/>
         <w:t>(a)</w:t>
       </w:r>
       <w:r>
@@ -2488,10 +2514,34 @@
     </w:p>
     <w:p>
       <w:pPr>
-        <w:spacing w:after="80" w:line="240" w:lineRule="auto"/>
-      </w:pPr>
-      <w:r>
-        <w:t>4. Filter flowgraph (ECEN 5632 Problem)</w:t>
+        <w:spacing w:before="200" w:after="80" w:line="240" w:lineRule="auto"/>
+        <w:rPr>
+          <w:b/>
+          <w:bCs/>
+        </w:rPr>
+      </w:pPr>
+      <w:r>
+        <w:rPr>
+          <w:b/>
+          <w:bCs/>
+        </w:rPr>
+        <w:t xml:space="preserve">4. Filter </w:t>
+      </w:r>
+      <w:proofErr w:type="gramStart"/>
+      <w:r>
+        <w:rPr>
+          <w:b/>
+          <w:bCs/>
+        </w:rPr>
+        <w:t>flowgraph</w:t>
+      </w:r>
+      <w:proofErr w:type="gramEnd"/>
+      <w:r>
+        <w:rPr>
+          <w:b/>
+          <w:bCs/>
+        </w:rPr>
+        <w:t xml:space="preserve"> (ECEN 5632 Problem)</w:t>
       </w:r>
     </w:p>
     <w:p>
@@ -2499,7 +2549,15 @@
         <w:spacing w:after="80" w:line="240" w:lineRule="auto"/>
       </w:pPr>
       <w:r>
-        <w:t>Consider the filter flowgraph shown in the figure below:</w:t>
+        <w:t xml:space="preserve">Consider the filter </w:t>
+      </w:r>
+      <w:proofErr w:type="gramStart"/>
+      <w:r>
+        <w:t>flowgraph</w:t>
+      </w:r>
+      <w:proofErr w:type="gramEnd"/>
+      <w:r>
+        <w:t xml:space="preserve"> shown in the figure below:</w:t>
       </w:r>
     </w:p>
     <w:p>
@@ -2556,6 +2614,9 @@
     <w:p>
       <w:pPr>
         <w:spacing w:after="80" w:line="240" w:lineRule="auto"/>
+        <w:rPr>
+          <w:rFonts w:eastAsiaTheme="minorEastAsia"/>
+        </w:rPr>
       </w:pPr>
       <w:r>
         <w:t xml:space="preserve">The </w:t>
@@ -2589,7 +2650,23 @@
         </m:sSup>
       </m:oMath>
       <w:r>
-        <w:t xml:space="preserve"> cells are delay cells and the bubbles with numbers in them are multipliers with the numbers giving the multiplication factors. The bubbles with + signs are adders, the branch labeled </w:t>
+        <w:t xml:space="preserve"> cells are delay cells and the bubbles with </w:t>
+      </w:r>
+      <w:proofErr w:type="gramStart"/>
+      <w:r>
+        <w:t>numbers in them</w:t>
+      </w:r>
+      <w:proofErr w:type="gramEnd"/>
+      <w:r>
+        <w:t xml:space="preserve"> are multipliers with the numbers giving </w:t>
+      </w:r>
+      <w:proofErr w:type="gramStart"/>
+      <w:r>
+        <w:t>the multiplication</w:t>
+      </w:r>
+      <w:proofErr w:type="gramEnd"/>
+      <w:r>
+        <w:t xml:space="preserve"> factors. The bubbles with + signs are adders, the branch labeled </w:t>
       </w:r>
       <m:oMath>
         <m:r>
@@ -2643,931 +2720,59 @@
     <w:p>
       <w:pPr>
         <w:spacing w:after="80" w:line="240" w:lineRule="auto"/>
-      </w:pPr>
-    </w:p>
-    <w:p>
-      <w:pPr>
-        <w:spacing w:after="80" w:line="240" w:lineRule="auto"/>
-      </w:pPr>
-    </w:p>
-    <w:p>
-      <w:pPr>
-        <w:spacing w:after="80" w:line="240" w:lineRule="auto"/>
         <w:rPr>
           <w:rFonts w:eastAsiaTheme="minorEastAsia"/>
         </w:rPr>
       </w:pPr>
       <w:r>
-        <w:t xml:space="preserve">Given the DSP convolution sum </w:t>
-      </w:r>
-      <m:oMath>
-        <m:sSub>
-          <m:sSubPr>
-            <m:ctrlPr>
-              <w:rPr>
-                <w:rFonts w:ascii="Cambria Math" w:hAnsi="Cambria Math"/>
-                <w:i/>
-              </w:rPr>
-            </m:ctrlPr>
-          </m:sSubPr>
-          <m:e>
-            <m:r>
-              <w:rPr>
-                <w:rFonts w:ascii="Cambria Math" w:hAnsi="Cambria Math"/>
-              </w:rPr>
-              <m:t>y</m:t>
-            </m:r>
-          </m:e>
-          <m:sub>
-            <m:r>
-              <w:rPr>
-                <w:rFonts w:ascii="Cambria Math" w:hAnsi="Cambria Math"/>
-              </w:rPr>
-              <m:t>DSP</m:t>
-            </m:r>
-          </m:sub>
-        </m:sSub>
-        <m:d>
-          <m:dPr>
-            <m:begChr m:val="["/>
-            <m:endChr m:val="]"/>
-            <m:ctrlPr>
-              <w:rPr>
-                <w:rFonts w:ascii="Cambria Math" w:hAnsi="Cambria Math"/>
-                <w:i/>
-              </w:rPr>
-            </m:ctrlPr>
-          </m:dPr>
-          <m:e>
-            <m:r>
-              <w:rPr>
-                <w:rFonts w:ascii="Cambria Math" w:hAnsi="Cambria Math"/>
-              </w:rPr>
-              <m:t>n</m:t>
-            </m:r>
-          </m:e>
-        </m:d>
-        <m:r>
-          <w:rPr>
-            <w:rFonts w:ascii="Cambria Math" w:hAnsi="Cambria Math"/>
-          </w:rPr>
-          <m:t>=</m:t>
-        </m:r>
-        <m:nary>
-          <m:naryPr>
-            <m:chr m:val="∑"/>
-            <m:limLoc m:val="subSup"/>
-            <m:supHide m:val="1"/>
-            <m:ctrlPr>
-              <w:rPr>
-                <w:rFonts w:ascii="Cambria Math" w:hAnsi="Cambria Math"/>
-                <w:i/>
-              </w:rPr>
-            </m:ctrlPr>
-          </m:naryPr>
-          <m:sub>
-            <m:r>
-              <w:rPr>
-                <w:rFonts w:ascii="Cambria Math" w:hAnsi="Cambria Math"/>
-              </w:rPr>
-              <m:t>k</m:t>
-            </m:r>
-          </m:sub>
-          <m:sup/>
-          <m:e>
-            <m:r>
-              <w:rPr>
-                <w:rFonts w:ascii="Cambria Math" w:hAnsi="Cambria Math"/>
-              </w:rPr>
-              <m:t>h</m:t>
-            </m:r>
-            <m:d>
-              <m:dPr>
-                <m:begChr m:val="["/>
-                <m:endChr m:val="]"/>
-                <m:ctrlPr>
-                  <w:rPr>
-                    <w:rFonts w:ascii="Cambria Math" w:hAnsi="Cambria Math"/>
-                    <w:i/>
-                  </w:rPr>
-                </m:ctrlPr>
-              </m:dPr>
-              <m:e>
-                <m:r>
-                  <w:rPr>
-                    <w:rFonts w:ascii="Cambria Math" w:hAnsi="Cambria Math"/>
-                  </w:rPr>
-                  <m:t>k</m:t>
-                </m:r>
-              </m:e>
-            </m:d>
-            <m:r>
-              <w:rPr>
-                <w:rFonts w:ascii="Cambria Math" w:hAnsi="Cambria Math"/>
-              </w:rPr>
-              <m:t>x[n-k]</m:t>
-            </m:r>
-          </m:e>
-        </m:nary>
-      </m:oMath>
-      <w:r>
-        <w:rPr>
-          <w:rFonts w:eastAsiaTheme="minorEastAsia"/>
-        </w:rPr>
-        <w:t xml:space="preserve"> and PyTorch’s cross-correlation convention </w:t>
-      </w:r>
-      <m:oMath>
-        <m:sSub>
-          <m:sSubPr>
-            <m:ctrlPr>
-              <w:rPr>
-                <w:rFonts w:ascii="Cambria Math" w:eastAsiaTheme="minorEastAsia" w:hAnsi="Cambria Math"/>
-                <w:i/>
-              </w:rPr>
-            </m:ctrlPr>
-          </m:sSubPr>
-          <m:e>
-            <m:r>
-              <w:rPr>
-                <w:rFonts w:ascii="Cambria Math" w:eastAsiaTheme="minorEastAsia" w:hAnsi="Cambria Math"/>
-              </w:rPr>
-              <m:t>y</m:t>
-            </m:r>
-          </m:e>
-          <m:sub>
-            <m:r>
-              <w:rPr>
-                <w:rFonts w:ascii="Cambria Math" w:eastAsiaTheme="minorEastAsia" w:hAnsi="Cambria Math"/>
-              </w:rPr>
-              <m:t>torch</m:t>
-            </m:r>
-          </m:sub>
-        </m:sSub>
-        <m:d>
-          <m:dPr>
-            <m:begChr m:val="["/>
-            <m:endChr m:val="]"/>
-            <m:ctrlPr>
-              <w:rPr>
-                <w:rFonts w:ascii="Cambria Math" w:eastAsiaTheme="minorEastAsia" w:hAnsi="Cambria Math"/>
-                <w:i/>
-              </w:rPr>
-            </m:ctrlPr>
-          </m:dPr>
-          <m:e>
-            <m:r>
-              <w:rPr>
-                <w:rFonts w:ascii="Cambria Math" w:eastAsiaTheme="minorEastAsia" w:hAnsi="Cambria Math"/>
-              </w:rPr>
-              <m:t>n</m:t>
-            </m:r>
-          </m:e>
-        </m:d>
-        <m:r>
-          <w:rPr>
-            <w:rFonts w:ascii="Cambria Math" w:eastAsiaTheme="minorEastAsia" w:hAnsi="Cambria Math"/>
-          </w:rPr>
-          <m:t>=</m:t>
-        </m:r>
-        <m:nary>
-          <m:naryPr>
-            <m:chr m:val="∑"/>
-            <m:limLoc m:val="subSup"/>
-            <m:supHide m:val="1"/>
-            <m:ctrlPr>
-              <w:rPr>
-                <w:rFonts w:ascii="Cambria Math" w:eastAsiaTheme="minorEastAsia" w:hAnsi="Cambria Math"/>
-                <w:i/>
-              </w:rPr>
-            </m:ctrlPr>
-          </m:naryPr>
-          <m:sub>
-            <m:r>
-              <w:rPr>
-                <w:rFonts w:ascii="Cambria Math" w:eastAsiaTheme="minorEastAsia" w:hAnsi="Cambria Math"/>
-              </w:rPr>
-              <m:t>k</m:t>
-            </m:r>
-          </m:sub>
-          <m:sup/>
-          <m:e>
-            <m:r>
-              <w:rPr>
-                <w:rFonts w:ascii="Cambria Math" w:eastAsiaTheme="minorEastAsia" w:hAnsi="Cambria Math"/>
-              </w:rPr>
-              <m:t>w</m:t>
-            </m:r>
-            <m:d>
-              <m:dPr>
-                <m:begChr m:val="["/>
-                <m:endChr m:val="]"/>
-                <m:ctrlPr>
-                  <w:rPr>
-                    <w:rFonts w:ascii="Cambria Math" w:eastAsiaTheme="minorEastAsia" w:hAnsi="Cambria Math"/>
-                    <w:i/>
-                  </w:rPr>
-                </m:ctrlPr>
-              </m:dPr>
-              <m:e>
-                <m:r>
-                  <w:rPr>
-                    <w:rFonts w:ascii="Cambria Math" w:eastAsiaTheme="minorEastAsia" w:hAnsi="Cambria Math"/>
-                  </w:rPr>
-                  <m:t>k</m:t>
-                </m:r>
-              </m:e>
-            </m:d>
-            <m:r>
-              <w:rPr>
-                <w:rFonts w:ascii="Cambria Math" w:eastAsiaTheme="minorEastAsia" w:hAnsi="Cambria Math"/>
-              </w:rPr>
-              <m:t>x[n+k]</m:t>
-            </m:r>
-          </m:e>
-        </m:nary>
-      </m:oMath>
-      <w:r>
-        <w:rPr>
-          <w:rFonts w:eastAsiaTheme="minorEastAsia"/>
-        </w:rPr>
-        <w:t>:</w:t>
-      </w:r>
-    </w:p>
-    <w:p>
-      <w:pPr>
-        <w:spacing w:after="80" w:line="240" w:lineRule="auto"/>
-        <w:rPr>
-          <w:rFonts w:eastAsiaTheme="minorEastAsia"/>
-        </w:rPr>
-      </w:pPr>
-      <w:r>
-        <w:rPr>
-          <w:rFonts w:eastAsiaTheme="minorEastAsia"/>
-        </w:rPr>
-        <w:t>(a) Derive</w:t>
-      </w:r>
-      <w:r>
-        <w:rPr>
-          <w:rFonts w:eastAsiaTheme="minorEastAsia"/>
-        </w:rPr>
-        <w:t xml:space="preserve"> the relationship </w:t>
-      </w:r>
-      <m:oMath>
-        <m:r>
-          <w:rPr>
-            <w:rFonts w:ascii="Cambria Math" w:eastAsiaTheme="minorEastAsia" w:hAnsi="Cambria Math"/>
-          </w:rPr>
-          <m:t>w</m:t>
-        </m:r>
-        <m:d>
-          <m:dPr>
-            <m:begChr m:val="["/>
-            <m:endChr m:val="]"/>
-            <m:ctrlPr>
-              <w:rPr>
-                <w:rFonts w:ascii="Cambria Math" w:eastAsiaTheme="minorEastAsia" w:hAnsi="Cambria Math"/>
-                <w:i/>
-              </w:rPr>
-            </m:ctrlPr>
-          </m:dPr>
-          <m:e>
-            <m:r>
-              <w:rPr>
-                <w:rFonts w:ascii="Cambria Math" w:eastAsiaTheme="minorEastAsia" w:hAnsi="Cambria Math"/>
-              </w:rPr>
-              <m:t>k</m:t>
-            </m:r>
-          </m:e>
-        </m:d>
-        <m:r>
-          <w:rPr>
-            <w:rFonts w:ascii="Cambria Math" w:eastAsiaTheme="minorEastAsia" w:hAnsi="Cambria Math"/>
-          </w:rPr>
-          <m:t>=h[M-k]</m:t>
-        </m:r>
-      </m:oMath>
-      <w:r>
-        <w:rPr>
-          <w:rFonts w:eastAsiaTheme="minorEastAsia"/>
-        </w:rPr>
-        <w:t xml:space="preserve"> (where </w:t>
-      </w:r>
-      <m:oMath>
-        <m:r>
-          <w:rPr>
-            <w:rFonts w:ascii="Cambria Math" w:eastAsiaTheme="minorEastAsia" w:hAnsi="Cambria Math"/>
-          </w:rPr>
-          <m:t>h</m:t>
-        </m:r>
-      </m:oMath>
-      <w:r>
-        <w:rPr>
-          <w:rFonts w:eastAsiaTheme="minorEastAsia"/>
-        </w:rPr>
-        <w:t xml:space="preserve"> has </w:t>
-      </w:r>
-      <m:oMath>
-        <m:r>
-          <w:rPr>
-            <w:rFonts w:ascii="Cambria Math" w:eastAsiaTheme="minorEastAsia" w:hAnsi="Cambria Math"/>
-          </w:rPr>
-          <m:t>M+1</m:t>
-        </m:r>
-      </m:oMath>
-      <w:r>
-        <w:rPr>
-          <w:rFonts w:eastAsiaTheme="minorEastAsia"/>
-        </w:rPr>
-        <w:t xml:space="preserve"> taps, indices </w:t>
-      </w:r>
-      <m:oMath>
-        <m:r>
-          <w:rPr>
-            <w:rFonts w:ascii="Cambria Math" w:eastAsiaTheme="minorEastAsia" w:hAnsi="Cambria Math"/>
-          </w:rPr>
-          <m:t>0,…,M</m:t>
-        </m:r>
-      </m:oMath>
-      <w:r>
-        <w:rPr>
-          <w:rFonts w:eastAsiaTheme="minorEastAsia"/>
-        </w:rPr>
-        <w:t xml:space="preserve">) that makes </w:t>
-      </w:r>
-      <w:r>
-        <w:rPr>
-          <w:rFonts w:ascii="Aptos Mono" w:eastAsiaTheme="minorEastAsia" w:hAnsi="Aptos Mono"/>
-          <w:sz w:val="22"/>
-          <w:szCs w:val="22"/>
-        </w:rPr>
-        <w:t>F.conv1d</w:t>
-      </w:r>
-      <w:r>
-        <w:rPr>
-          <w:rFonts w:eastAsiaTheme="minorEastAsia"/>
-        </w:rPr>
-        <w:t xml:space="preserve"> reproduce</w:t>
-      </w:r>
-      <w:r>
-        <w:rPr>
-          <w:rFonts w:eastAsiaTheme="minorEastAsia"/>
-        </w:rPr>
-        <w:t xml:space="preserve"> the textbook causal FIR convolution, and state the required left-padding amount.</w:t>
-      </w:r>
-    </w:p>
-    <w:p>
-      <w:pPr>
-        <w:spacing w:after="80" w:line="240" w:lineRule="auto"/>
-        <w:rPr>
-          <w:rFonts w:eastAsiaTheme="minorEastAsia"/>
-        </w:rPr>
-      </w:pPr>
-      <w:r>
-        <w:rPr>
-          <w:rFonts w:eastAsiaTheme="minorEastAsia"/>
-        </w:rPr>
-        <w:t xml:space="preserve">(b) Implement both, the NumPy convolution </w:t>
-      </w:r>
-      <w:r>
-        <w:rPr>
-          <w:rFonts w:ascii="Aptos Mono" w:eastAsiaTheme="minorEastAsia" w:hAnsi="Aptos Mono"/>
-          <w:sz w:val="22"/>
-          <w:szCs w:val="22"/>
-        </w:rPr>
-        <w:t>np.convolve</w:t>
-      </w:r>
-      <w:r>
-        <w:rPr>
-          <w:rFonts w:eastAsiaTheme="minorEastAsia"/>
-        </w:rPr>
-        <w:t xml:space="preserve"> and the equivalent </w:t>
-      </w:r>
-      <w:r>
-        <w:rPr>
-          <w:rFonts w:ascii="Aptos Mono" w:eastAsiaTheme="minorEastAsia" w:hAnsi="Aptos Mono"/>
-          <w:sz w:val="22"/>
-          <w:szCs w:val="22"/>
-        </w:rPr>
-        <w:t>F.conv1d</w:t>
-      </w:r>
-      <w:r>
-        <w:rPr>
-          <w:rFonts w:eastAsiaTheme="minorEastAsia"/>
-        </w:rPr>
-        <w:t xml:space="preserve"> computation for a Hamming-windowed FIR lowpass filter with </w:t>
-      </w:r>
-      <m:oMath>
-        <m:sSub>
-          <m:sSubPr>
-            <m:ctrlPr>
-              <w:rPr>
-                <w:rFonts w:ascii="Cambria Math" w:eastAsiaTheme="minorEastAsia" w:hAnsi="Cambria Math"/>
-                <w:i/>
-              </w:rPr>
-            </m:ctrlPr>
-          </m:sSubPr>
-          <m:e>
-            <m:r>
-              <w:rPr>
-                <w:rFonts w:ascii="Cambria Math" w:eastAsiaTheme="minorEastAsia" w:hAnsi="Cambria Math"/>
-              </w:rPr>
-              <m:t>ω</m:t>
-            </m:r>
-          </m:e>
-          <m:sub>
-            <m:r>
-              <w:rPr>
-                <w:rFonts w:ascii="Cambria Math" w:eastAsiaTheme="minorEastAsia" w:hAnsi="Cambria Math"/>
-              </w:rPr>
-              <m:t>c</m:t>
-            </m:r>
-          </m:sub>
-        </m:sSub>
-        <m:r>
-          <w:rPr>
-            <w:rFonts w:ascii="Cambria Math" w:eastAsiaTheme="minorEastAsia" w:hAnsi="Cambria Math"/>
-          </w:rPr>
-          <m:t>=</m:t>
-        </m:r>
-        <m:f>
-          <m:fPr>
-            <m:type m:val="lin"/>
-            <m:ctrlPr>
-              <w:rPr>
-                <w:rFonts w:ascii="Cambria Math" w:eastAsiaTheme="minorEastAsia" w:hAnsi="Cambria Math"/>
-                <w:i/>
-              </w:rPr>
-            </m:ctrlPr>
-          </m:fPr>
-          <m:num>
-            <m:r>
-              <w:rPr>
-                <w:rFonts w:ascii="Cambria Math" w:eastAsiaTheme="minorEastAsia" w:hAnsi="Cambria Math"/>
-              </w:rPr>
-              <m:t>π</m:t>
-            </m:r>
-          </m:num>
-          <m:den>
-            <m:r>
-              <w:rPr>
-                <w:rFonts w:ascii="Cambria Math" w:eastAsiaTheme="minorEastAsia" w:hAnsi="Cambria Math"/>
-              </w:rPr>
-              <m:t>3</m:t>
-            </m:r>
-          </m:den>
-        </m:f>
-      </m:oMath>
-      <w:r>
-        <w:rPr>
-          <w:rFonts w:eastAsiaTheme="minorEastAsia"/>
-        </w:rPr>
-        <w:t xml:space="preserve"> and length </w:t>
-      </w:r>
-      <m:oMath>
-        <m:r>
-          <w:rPr>
-            <w:rFonts w:ascii="Cambria Math" w:eastAsiaTheme="minorEastAsia" w:hAnsi="Cambria Math"/>
-          </w:rPr>
-          <m:t>N=51</m:t>
-        </m:r>
-      </m:oMath>
-      <w:r>
-        <w:rPr>
-          <w:rFonts w:eastAsiaTheme="minorEastAsia"/>
-        </w:rPr>
-        <w:t xml:space="preserve"> on a chirp signal</w:t>
-      </w:r>
-      <w:r>
-        <w:rPr>
-          <w:rFonts w:eastAsiaTheme="minorEastAsia"/>
-        </w:rPr>
-        <w:t xml:space="preserve"> (</w:t>
-      </w:r>
-      <w:r>
-        <w:rPr>
-          <w:rFonts w:ascii="Aptos Mono" w:eastAsiaTheme="minorEastAsia" w:hAnsi="Aptos Mono"/>
-          <w:sz w:val="22"/>
-          <w:szCs w:val="22"/>
-        </w:rPr>
-        <w:t>chirp_001.wav</w:t>
-      </w:r>
-      <w:r>
-        <w:rPr>
-          <w:rFonts w:eastAsiaTheme="minorEastAsia"/>
-        </w:rPr>
-        <w:t>)</w:t>
-      </w:r>
-      <w:r>
-        <w:rPr>
-          <w:rFonts w:eastAsiaTheme="minorEastAsia"/>
-        </w:rPr>
-        <w:t xml:space="preserve">. Report the maximum absolute difference between the two outputs (you should get something on the order of </w:t>
-      </w:r>
-      <m:oMath>
-        <m:sSup>
-          <m:sSupPr>
-            <m:ctrlPr>
-              <w:rPr>
-                <w:rFonts w:ascii="Cambria Math" w:eastAsiaTheme="minorEastAsia" w:hAnsi="Cambria Math"/>
-                <w:i/>
-              </w:rPr>
-            </m:ctrlPr>
-          </m:sSupPr>
-          <m:e>
-            <m:r>
-              <w:rPr>
-                <w:rFonts w:ascii="Cambria Math" w:eastAsiaTheme="minorEastAsia" w:hAnsi="Cambria Math"/>
-              </w:rPr>
-              <m:t>10</m:t>
-            </m:r>
-          </m:e>
-          <m:sup>
-            <m:r>
-              <w:rPr>
-                <w:rFonts w:ascii="Cambria Math" w:eastAsiaTheme="minorEastAsia" w:hAnsi="Cambria Math"/>
-              </w:rPr>
-              <m:t>-6</m:t>
-            </m:r>
-          </m:sup>
-        </m:sSup>
-      </m:oMath>
-      <w:r>
-        <w:rPr>
-          <w:rFonts w:eastAsiaTheme="minorEastAsia"/>
-        </w:rPr>
-        <w:t xml:space="preserve"> to </w:t>
-      </w:r>
-      <m:oMath>
-        <m:sSup>
-          <m:sSupPr>
-            <m:ctrlPr>
-              <w:rPr>
-                <w:rFonts w:ascii="Cambria Math" w:eastAsiaTheme="minorEastAsia" w:hAnsi="Cambria Math"/>
-                <w:i/>
-              </w:rPr>
-            </m:ctrlPr>
-          </m:sSupPr>
-          <m:e>
-            <m:r>
-              <w:rPr>
-                <w:rFonts w:ascii="Cambria Math" w:eastAsiaTheme="minorEastAsia" w:hAnsi="Cambria Math"/>
-              </w:rPr>
-              <m:t>10</m:t>
-            </m:r>
-          </m:e>
-          <m:sup>
-            <m:r>
-              <w:rPr>
-                <w:rFonts w:ascii="Cambria Math" w:eastAsiaTheme="minorEastAsia" w:hAnsi="Cambria Math"/>
-              </w:rPr>
-              <m:t>-7</m:t>
-            </m:r>
-          </m:sup>
-        </m:sSup>
-      </m:oMath>
-      <w:r>
-        <w:rPr>
-          <w:rFonts w:eastAsiaTheme="minorEastAsia"/>
-        </w:rPr>
-        <w:t xml:space="preserve"> in float32</w:t>
-      </w:r>
-      <w:r>
-        <w:rPr>
-          <w:rFonts w:eastAsiaTheme="minorEastAsia"/>
-        </w:rPr>
-        <w:t>)</w:t>
-      </w:r>
-      <w:r>
-        <w:rPr>
-          <w:rFonts w:eastAsiaTheme="minorEastAsia"/>
-        </w:rPr>
-        <w:t>. Show evidence that your filter works as desired (e.g., by recording the filtered chirp signal as .wav-file and using a program like Audacity to generate a spectrogram)</w:t>
-      </w:r>
-      <w:r>
-        <w:rPr>
-          <w:rFonts w:eastAsiaTheme="minorEastAsia"/>
-        </w:rPr>
-        <w:t>.</w:t>
-      </w:r>
-      <w:r>
-        <w:rPr>
-          <w:rFonts w:eastAsiaTheme="minorEastAsia"/>
-        </w:rPr>
-        <w:t xml:space="preserve"> Show all your Python and PyTorch code in your solution. </w:t>
-      </w:r>
-    </w:p>
-    <w:p>
-      <w:pPr>
-        <w:spacing w:after="80" w:line="240" w:lineRule="auto"/>
-      </w:pPr>
-      <w:r>
-        <w:rPr>
-          <w:rFonts w:eastAsiaTheme="minorEastAsia"/>
-        </w:rPr>
-        <w:t xml:space="preserve">(c) A colleague says “PyTorch’s </w:t>
-      </w:r>
-      <w:r>
-        <w:rPr>
-          <w:rFonts w:ascii="Aptos Mono" w:eastAsiaTheme="minorEastAsia" w:hAnsi="Aptos Mono"/>
-          <w:sz w:val="22"/>
-          <w:szCs w:val="22"/>
-        </w:rPr>
-        <w:t>conv1d</w:t>
-      </w:r>
-      <w:r>
-        <w:rPr>
-          <w:rFonts w:eastAsiaTheme="minorEastAsia"/>
-        </w:rPr>
-        <w:t xml:space="preserve"> does convolution backwards, so it’s a bug.” Give a one-paragraph rebuttal, using the ML viewpoint discussed in lecture.</w:t>
-      </w:r>
-    </w:p>
-    <w:p>
-      <w:pPr>
-        <w:spacing w:before="200" w:after="80" w:line="240" w:lineRule="auto"/>
-        <w:rPr>
-          <w:b/>
-          <w:bCs/>
-        </w:rPr>
-      </w:pPr>
-      <w:r>
-        <w:rPr>
-          <w:b/>
-          <w:bCs/>
-        </w:rPr>
-        <w:t>2. Pole-zero geometry</w:t>
-      </w:r>
-    </w:p>
-    <w:p>
-      <w:pPr>
-        <w:spacing w:after="80" w:line="240" w:lineRule="auto"/>
-      </w:pPr>
-      <w:r>
-        <w:lastRenderedPageBreak/>
-        <w:t>For</w:t>
-      </w:r>
-    </w:p>
-    <w:p>
-      <w:pPr>
-        <w:spacing w:after="80" w:line="240" w:lineRule="auto"/>
-        <w:rPr>
-          <w:rFonts w:eastAsiaTheme="minorEastAsia"/>
-        </w:rPr>
-      </w:pPr>
-      <m:oMathPara>
-        <m:oMath>
-          <m:r>
-            <w:rPr>
-              <w:rFonts w:ascii="Cambria Math" w:hAnsi="Cambria Math"/>
-            </w:rPr>
-            <m:t>H</m:t>
-          </m:r>
-          <m:d>
-            <m:dPr>
-              <m:ctrlPr>
-                <w:rPr>
-                  <w:rFonts w:ascii="Cambria Math" w:hAnsi="Cambria Math"/>
-                  <w:i/>
-                </w:rPr>
-              </m:ctrlPr>
-            </m:dPr>
-            <m:e>
-              <m:r>
-                <w:rPr>
-                  <w:rFonts w:ascii="Cambria Math" w:hAnsi="Cambria Math"/>
-                </w:rPr>
-                <m:t>z</m:t>
-              </m:r>
-            </m:e>
-          </m:d>
-          <m:r>
-            <w:rPr>
-              <w:rFonts w:ascii="Cambria Math" w:hAnsi="Cambria Math"/>
-            </w:rPr>
-            <m:t>=</m:t>
-          </m:r>
-          <m:f>
-            <m:fPr>
-              <m:ctrlPr>
-                <w:rPr>
-                  <w:rFonts w:ascii="Cambria Math" w:hAnsi="Cambria Math"/>
-                  <w:i/>
-                </w:rPr>
-              </m:ctrlPr>
-            </m:fPr>
-            <m:num>
-              <m:r>
-                <w:rPr>
-                  <w:rFonts w:ascii="Cambria Math" w:hAnsi="Cambria Math"/>
-                </w:rPr>
-                <m:t>1-0.8</m:t>
-              </m:r>
-              <m:sSup>
-                <m:sSupPr>
-                  <m:ctrlPr>
-                    <w:rPr>
-                      <w:rFonts w:ascii="Cambria Math" w:hAnsi="Cambria Math"/>
-                      <w:i/>
-                    </w:rPr>
-                  </m:ctrlPr>
-                </m:sSupPr>
-                <m:e>
-                  <m:r>
-                    <w:rPr>
-                      <w:rFonts w:ascii="Cambria Math" w:hAnsi="Cambria Math"/>
-                    </w:rPr>
-                    <m:t>z</m:t>
-                  </m:r>
-                </m:e>
-                <m:sup>
-                  <m:r>
-                    <w:rPr>
-                      <w:rFonts w:ascii="Cambria Math" w:hAnsi="Cambria Math"/>
-                    </w:rPr>
-                    <m:t>-1</m:t>
-                  </m:r>
-                </m:sup>
-              </m:sSup>
-            </m:num>
-            <m:den>
-              <m:r>
-                <w:rPr>
-                  <w:rFonts w:ascii="Cambria Math" w:hAnsi="Cambria Math"/>
-                </w:rPr>
-                <m:t>1+0.5</m:t>
-              </m:r>
-              <m:sSup>
-                <m:sSupPr>
-                  <m:ctrlPr>
-                    <w:rPr>
-                      <w:rFonts w:ascii="Cambria Math" w:hAnsi="Cambria Math"/>
-                      <w:i/>
-                    </w:rPr>
-                  </m:ctrlPr>
-                </m:sSupPr>
-                <m:e>
-                  <m:r>
-                    <w:rPr>
-                      <w:rFonts w:ascii="Cambria Math" w:hAnsi="Cambria Math"/>
-                    </w:rPr>
-                    <m:t>z</m:t>
-                  </m:r>
-                </m:e>
-                <m:sup>
-                  <m:r>
-                    <w:rPr>
-                      <w:rFonts w:ascii="Cambria Math" w:hAnsi="Cambria Math"/>
-                    </w:rPr>
-                    <m:t>-1</m:t>
-                  </m:r>
-                </m:sup>
-              </m:sSup>
-            </m:den>
-          </m:f>
-        </m:oMath>
-      </m:oMathPara>
-    </w:p>
-    <w:p>
-      <w:pPr>
-        <w:spacing w:after="80" w:line="240" w:lineRule="auto"/>
-        <w:rPr>
-          <w:rFonts w:eastAsiaTheme="minorEastAsia"/>
-        </w:rPr>
-      </w:pPr>
-      <w:r>
-        <w:rPr>
-          <w:rFonts w:eastAsiaTheme="minorEastAsia"/>
-        </w:rPr>
-        <w:t>(a) Identify the zero and the pole.</w:t>
-      </w:r>
-    </w:p>
-    <w:p>
-      <w:pPr>
-        <w:spacing w:after="80" w:line="240" w:lineRule="auto"/>
-        <w:rPr>
-          <w:rFonts w:eastAsiaTheme="minorEastAsia"/>
-        </w:rPr>
-      </w:pPr>
-      <w:r>
-        <w:rPr>
-          <w:rFonts w:eastAsiaTheme="minorEastAsia"/>
-        </w:rPr>
-        <w:t xml:space="preserve">(b) Explain geometrically why </w:t>
-      </w:r>
-      <m:oMath>
-        <m:d>
-          <m:dPr>
-            <m:begChr m:val="|"/>
-            <m:ctrlPr>
-              <w:rPr>
-                <w:rFonts w:ascii="Cambria Math" w:eastAsiaTheme="minorEastAsia" w:hAnsi="Cambria Math"/>
-                <w:i/>
-              </w:rPr>
-            </m:ctrlPr>
-          </m:dPr>
-          <m:e>
-            <m:r>
-              <w:rPr>
-                <w:rFonts w:ascii="Cambria Math" w:eastAsiaTheme="minorEastAsia" w:hAnsi="Cambria Math"/>
-              </w:rPr>
-              <m:t>H(</m:t>
-            </m:r>
-            <m:sSup>
-              <m:sSupPr>
-                <m:ctrlPr>
-                  <w:rPr>
-                    <w:rFonts w:ascii="Cambria Math" w:eastAsiaTheme="minorEastAsia" w:hAnsi="Cambria Math"/>
-                    <w:i/>
-                  </w:rPr>
-                </m:ctrlPr>
-              </m:sSupPr>
-              <m:e>
-                <m:r>
-                  <w:rPr>
-                    <w:rFonts w:ascii="Cambria Math" w:eastAsiaTheme="minorEastAsia" w:hAnsi="Cambria Math"/>
-                  </w:rPr>
-                  <m:t>e</m:t>
-                </m:r>
-              </m:e>
-              <m:sup>
-                <m:r>
-                  <w:rPr>
-                    <w:rFonts w:ascii="Cambria Math" w:eastAsiaTheme="minorEastAsia" w:hAnsi="Cambria Math"/>
-                  </w:rPr>
-                  <m:t>jω</m:t>
-                </m:r>
-              </m:sup>
-            </m:sSup>
-          </m:e>
-        </m:d>
-        <m:r>
-          <w:rPr>
-            <w:rFonts w:ascii="Cambria Math" w:eastAsiaTheme="minorEastAsia" w:hAnsi="Cambria Math"/>
-          </w:rPr>
-          <m:t>|</m:t>
-        </m:r>
-      </m:oMath>
-      <w:r>
-        <w:rPr>
-          <w:rFonts w:eastAsiaTheme="minorEastAsia"/>
-        </w:rPr>
-        <w:t xml:space="preserve"> is the product of zero-vector lengths divided by the product of</w:t>
-      </w:r>
-      <w:r>
-        <w:rPr>
-          <w:rFonts w:eastAsiaTheme="minorEastAsia"/>
-        </w:rPr>
-        <w:t xml:space="preserve"> pole-vector lengths.</w:t>
-      </w:r>
-    </w:p>
-    <w:p>
-      <w:pPr>
-        <w:spacing w:after="80" w:line="240" w:lineRule="auto"/>
-        <w:rPr>
-          <w:rFonts w:eastAsiaTheme="minorEastAsia"/>
-        </w:rPr>
-      </w:pPr>
-      <w:r>
-        <w:rPr>
-          <w:rFonts w:eastAsiaTheme="minorEastAsia"/>
-        </w:rPr>
-        <w:t xml:space="preserve">(c) Predict qualitatively whether the magnitude is larger near </w:t>
-      </w:r>
-      <m:oMath>
-        <m:r>
-          <w:rPr>
-            <w:rFonts w:ascii="Cambria Math" w:eastAsiaTheme="minorEastAsia" w:hAnsi="Cambria Math"/>
-          </w:rPr>
-          <m:t>ω=0</m:t>
-        </m:r>
-      </m:oMath>
-      <w:r>
-        <w:rPr>
-          <w:rFonts w:eastAsiaTheme="minorEastAsia"/>
-        </w:rPr>
-        <w:t xml:space="preserve"> or </w:t>
-      </w:r>
-      <m:oMath>
-        <m:r>
-          <w:rPr>
-            <w:rFonts w:ascii="Cambria Math" w:eastAsiaTheme="minorEastAsia" w:hAnsi="Cambria Math"/>
-          </w:rPr>
-          <m:t>ω=π</m:t>
-        </m:r>
-      </m:oMath>
-      <w:r>
-        <w:rPr>
-          <w:rFonts w:eastAsiaTheme="minorEastAsia"/>
-        </w:rPr>
-        <w:t>.</w:t>
-      </w:r>
-    </w:p>
-    <w:p>
-      <w:pPr>
         <w:rPr>
           <w:rFonts w:eastAsiaTheme="minorEastAsia"/>
           <w:b/>
           <w:bCs/>
         </w:rPr>
+        <w:t>(a)</w:t>
+      </w:r>
+      <w:r>
+        <w:rPr>
+          <w:rFonts w:eastAsiaTheme="minorEastAsia"/>
+        </w:rPr>
+        <w:t xml:space="preserve"> Determine the unit impulse response </w:t>
+      </w:r>
+      <m:oMath>
+        <m:r>
+          <w:rPr>
+            <w:rFonts w:ascii="Cambria Math" w:eastAsiaTheme="minorEastAsia" w:hAnsi="Cambria Math"/>
+          </w:rPr>
+          <m:t>h[n]</m:t>
+        </m:r>
+      </m:oMath>
+      <w:r>
+        <w:rPr>
+          <w:rFonts w:eastAsiaTheme="minorEastAsia"/>
+        </w:rPr>
+        <w:t xml:space="preserve"> of the filter shown above and display the result in the form of a labeled stem plot. What type of </w:t>
+      </w:r>
+      <w:proofErr w:type="gramStart"/>
+      <w:r>
+        <w:rPr>
+          <w:rFonts w:eastAsiaTheme="minorEastAsia"/>
+        </w:rPr>
+        <w:t>a filter</w:t>
+      </w:r>
+      <w:proofErr w:type="gramEnd"/>
+      <w:r>
+        <w:rPr>
+          <w:rFonts w:eastAsiaTheme="minorEastAsia"/>
+        </w:rPr>
+        <w:t xml:space="preserve"> is it?</w:t>
+      </w:r>
+    </w:p>
+    <w:p>
+      <w:pPr>
+        <w:spacing w:after="80" w:line="240" w:lineRule="auto"/>
+        <w:rPr>
+          <w:rFonts w:eastAsiaTheme="minorEastAsia"/>
+        </w:rPr>
       </w:pPr>
       <w:r>
         <w:rPr>
@@ -3575,1143 +2780,47 @@
           <w:b/>
           <w:bCs/>
         </w:rPr>
-        <w:br w:type="page"/>
+        <w:t>(b)</w:t>
+      </w:r>
+      <w:r>
+        <w:rPr>
+          <w:rFonts w:eastAsiaTheme="minorEastAsia"/>
+        </w:rPr>
+        <w:t xml:space="preserve"> What would be the main advantage of implementing a filter in this way? Are there any disadvantages?</w:t>
       </w:r>
     </w:p>
     <w:p>
       <w:pPr>
-        <w:spacing w:before="200" w:after="80" w:line="240" w:lineRule="auto"/>
+        <w:spacing w:after="80" w:line="240" w:lineRule="auto"/>
+      </w:pPr>
+      <w:r>
         <w:rPr>
           <w:rFonts w:eastAsiaTheme="minorEastAsia"/>
           <w:b/>
           <w:bCs/>
         </w:rPr>
-      </w:pPr>
+        <w:t>(c)</w:t>
+      </w:r>
       <w:r>
         <w:rPr>
           <w:rFonts w:eastAsiaTheme="minorEastAsia"/>
-          <w:b/>
-          <w:bCs/>
-        </w:rPr>
-        <w:lastRenderedPageBreak/>
-        <w:t>3. Phase delay and group delay</w:t>
-      </w:r>
-    </w:p>
-    <w:p>
-      <w:pPr>
-        <w:spacing w:after="80" w:line="240" w:lineRule="auto"/>
+        </w:rPr>
+        <w:t xml:space="preserve"> Could you implement a Type III and/or Type IV FIR filter in this way? If yes, what would you have to change, if </w:t>
+      </w:r>
+      <w:proofErr w:type="spellStart"/>
+      <w:r>
         <w:rPr>
           <w:rFonts w:eastAsiaTheme="minorEastAsia"/>
         </w:rPr>
-      </w:pPr>
+        <w:t>no</w:t>
+      </w:r>
+      <w:proofErr w:type="spellEnd"/>
       <w:r>
         <w:rPr>
           <w:rFonts w:eastAsiaTheme="minorEastAsia"/>
         </w:rPr>
-        <w:t xml:space="preserve">Let </w:t>
-      </w:r>
-      <m:oMath>
-        <m:r>
-          <w:rPr>
-            <w:rFonts w:ascii="Cambria Math" w:eastAsiaTheme="minorEastAsia" w:hAnsi="Cambria Math"/>
-          </w:rPr>
-          <m:t>H</m:t>
-        </m:r>
-        <m:d>
-          <m:dPr>
-            <m:ctrlPr>
-              <w:rPr>
-                <w:rFonts w:ascii="Cambria Math" w:eastAsiaTheme="minorEastAsia" w:hAnsi="Cambria Math"/>
-                <w:i/>
-              </w:rPr>
-            </m:ctrlPr>
-          </m:dPr>
-          <m:e>
-            <m:sSup>
-              <m:sSupPr>
-                <m:ctrlPr>
-                  <w:rPr>
-                    <w:rFonts w:ascii="Cambria Math" w:eastAsiaTheme="minorEastAsia" w:hAnsi="Cambria Math"/>
-                    <w:i/>
-                  </w:rPr>
-                </m:ctrlPr>
-              </m:sSupPr>
-              <m:e>
-                <m:r>
-                  <w:rPr>
-                    <w:rFonts w:ascii="Cambria Math" w:eastAsiaTheme="minorEastAsia" w:hAnsi="Cambria Math"/>
-                  </w:rPr>
-                  <m:t>e</m:t>
-                </m:r>
-              </m:e>
-              <m:sup>
-                <m:r>
-                  <w:rPr>
-                    <w:rFonts w:ascii="Cambria Math" w:eastAsiaTheme="minorEastAsia" w:hAnsi="Cambria Math"/>
-                  </w:rPr>
-                  <m:t>jω</m:t>
-                </m:r>
-              </m:sup>
-            </m:sSup>
-          </m:e>
-        </m:d>
-        <m:r>
-          <w:rPr>
-            <w:rFonts w:ascii="Cambria Math" w:eastAsiaTheme="minorEastAsia" w:hAnsi="Cambria Math"/>
-          </w:rPr>
-          <m:t>=</m:t>
-        </m:r>
-        <m:d>
-          <m:dPr>
-            <m:begChr m:val="|"/>
-            <m:endChr m:val="|"/>
-            <m:ctrlPr>
-              <w:rPr>
-                <w:rFonts w:ascii="Cambria Math" w:eastAsiaTheme="minorEastAsia" w:hAnsi="Cambria Math"/>
-                <w:i/>
-              </w:rPr>
-            </m:ctrlPr>
-          </m:dPr>
-          <m:e>
-            <m:r>
-              <w:rPr>
-                <w:rFonts w:ascii="Cambria Math" w:eastAsiaTheme="minorEastAsia" w:hAnsi="Cambria Math"/>
-              </w:rPr>
-              <m:t>H</m:t>
-            </m:r>
-            <m:d>
-              <m:dPr>
-                <m:ctrlPr>
-                  <w:rPr>
-                    <w:rFonts w:ascii="Cambria Math" w:eastAsiaTheme="minorEastAsia" w:hAnsi="Cambria Math"/>
-                    <w:i/>
-                  </w:rPr>
-                </m:ctrlPr>
-              </m:dPr>
-              <m:e>
-                <m:sSup>
-                  <m:sSupPr>
-                    <m:ctrlPr>
-                      <w:rPr>
-                        <w:rFonts w:ascii="Cambria Math" w:eastAsiaTheme="minorEastAsia" w:hAnsi="Cambria Math"/>
-                        <w:i/>
-                      </w:rPr>
-                    </m:ctrlPr>
-                  </m:sSupPr>
-                  <m:e>
-                    <m:r>
-                      <w:rPr>
-                        <w:rFonts w:ascii="Cambria Math" w:eastAsiaTheme="minorEastAsia" w:hAnsi="Cambria Math"/>
-                      </w:rPr>
-                      <m:t>e</m:t>
-                    </m:r>
-                  </m:e>
-                  <m:sup>
-                    <m:r>
-                      <w:rPr>
-                        <w:rFonts w:ascii="Cambria Math" w:eastAsiaTheme="minorEastAsia" w:hAnsi="Cambria Math"/>
-                      </w:rPr>
-                      <m:t>jω</m:t>
-                    </m:r>
-                  </m:sup>
-                </m:sSup>
-              </m:e>
-            </m:d>
-          </m:e>
-        </m:d>
-        <m:sSup>
-          <m:sSupPr>
-            <m:ctrlPr>
-              <w:rPr>
-                <w:rFonts w:ascii="Cambria Math" w:eastAsiaTheme="minorEastAsia" w:hAnsi="Cambria Math"/>
-                <w:i/>
-              </w:rPr>
-            </m:ctrlPr>
-          </m:sSupPr>
-          <m:e>
-            <m:r>
-              <w:rPr>
-                <w:rFonts w:ascii="Cambria Math" w:eastAsiaTheme="minorEastAsia" w:hAnsi="Cambria Math"/>
-              </w:rPr>
-              <m:t>e</m:t>
-            </m:r>
-          </m:e>
-          <m:sup>
-            <m:r>
-              <w:rPr>
-                <w:rFonts w:ascii="Cambria Math" w:eastAsiaTheme="minorEastAsia" w:hAnsi="Cambria Math"/>
-              </w:rPr>
-              <m:t>jϕ(ω)</m:t>
-            </m:r>
-          </m:sup>
-        </m:sSup>
-      </m:oMath>
-      <w:r>
-        <w:rPr>
-          <w:rFonts w:eastAsiaTheme="minorEastAsia"/>
-        </w:rPr>
-        <w:t xml:space="preserve"> with </w:t>
-      </w:r>
-      <m:oMath>
-        <m:r>
-          <w:rPr>
-            <w:rFonts w:ascii="Cambria Math" w:eastAsiaTheme="minorEastAsia" w:hAnsi="Cambria Math"/>
-          </w:rPr>
-          <m:t>ϕ</m:t>
-        </m:r>
-        <m:d>
-          <m:dPr>
-            <m:ctrlPr>
-              <w:rPr>
-                <w:rFonts w:ascii="Cambria Math" w:eastAsiaTheme="minorEastAsia" w:hAnsi="Cambria Math"/>
-                <w:i/>
-              </w:rPr>
-            </m:ctrlPr>
-          </m:dPr>
-          <m:e>
-            <m:r>
-              <w:rPr>
-                <w:rFonts w:ascii="Cambria Math" w:eastAsiaTheme="minorEastAsia" w:hAnsi="Cambria Math"/>
-              </w:rPr>
-              <m:t>ω</m:t>
-            </m:r>
-          </m:e>
-        </m:d>
-        <m:r>
-          <w:rPr>
-            <w:rFonts w:ascii="Cambria Math" w:eastAsiaTheme="minorEastAsia" w:hAnsi="Cambria Math"/>
-          </w:rPr>
-          <m:t>=-3ω+0.4</m:t>
-        </m:r>
-        <m:r>
-          <m:rPr>
-            <m:sty m:val="p"/>
-          </m:rPr>
-          <w:rPr>
-            <w:rFonts w:ascii="Cambria Math" w:eastAsiaTheme="minorEastAsia" w:hAnsi="Cambria Math"/>
-          </w:rPr>
-          <m:t>sin⁡</m:t>
-        </m:r>
-        <m:r>
-          <w:rPr>
-            <w:rFonts w:ascii="Cambria Math" w:eastAsiaTheme="minorEastAsia" w:hAnsi="Cambria Math"/>
-          </w:rPr>
-          <m:t>(ω)</m:t>
-        </m:r>
-      </m:oMath>
-      <w:r>
-        <w:rPr>
-          <w:rFonts w:eastAsiaTheme="minorEastAsia"/>
-        </w:rPr>
-        <w:t>.</w:t>
-      </w:r>
-    </w:p>
-    <w:p>
-      <w:pPr>
-        <w:spacing w:after="80" w:line="240" w:lineRule="auto"/>
-        <w:rPr>
-          <w:rFonts w:eastAsiaTheme="minorEastAsia"/>
-        </w:rPr>
-      </w:pPr>
-      <w:r>
-        <w:rPr>
-          <w:rFonts w:eastAsiaTheme="minorEastAsia"/>
-        </w:rPr>
-        <w:t>(a) Compute the phase delay</w:t>
-      </w:r>
-    </w:p>
-    <w:p>
-      <w:pPr>
-        <w:spacing w:after="80" w:line="240" w:lineRule="auto"/>
-        <w:rPr>
-          <w:rFonts w:eastAsiaTheme="minorEastAsia"/>
-        </w:rPr>
-      </w:pPr>
-      <m:oMathPara>
-        <m:oMath>
-          <m:sSub>
-            <m:sSubPr>
-              <m:ctrlPr>
-                <w:rPr>
-                  <w:rFonts w:ascii="Cambria Math" w:hAnsi="Cambria Math"/>
-                  <w:i/>
-                </w:rPr>
-              </m:ctrlPr>
-            </m:sSubPr>
-            <m:e>
-              <m:r>
-                <w:rPr>
-                  <w:rFonts w:ascii="Cambria Math" w:hAnsi="Cambria Math"/>
-                </w:rPr>
-                <m:t>τ</m:t>
-              </m:r>
-            </m:e>
-            <m:sub>
-              <m:r>
-                <w:rPr>
-                  <w:rFonts w:ascii="Cambria Math" w:hAnsi="Cambria Math"/>
-                </w:rPr>
-                <m:t>p</m:t>
-              </m:r>
-            </m:sub>
-          </m:sSub>
-          <m:d>
-            <m:dPr>
-              <m:ctrlPr>
-                <w:rPr>
-                  <w:rFonts w:ascii="Cambria Math" w:hAnsi="Cambria Math"/>
-                  <w:i/>
-                </w:rPr>
-              </m:ctrlPr>
-            </m:dPr>
-            <m:e>
-              <m:r>
-                <w:rPr>
-                  <w:rFonts w:ascii="Cambria Math" w:hAnsi="Cambria Math"/>
-                </w:rPr>
-                <m:t>ω</m:t>
-              </m:r>
-            </m:e>
-          </m:d>
-          <m:r>
-            <w:rPr>
-              <w:rFonts w:ascii="Cambria Math" w:hAnsi="Cambria Math"/>
-            </w:rPr>
-            <m:t>=-</m:t>
-          </m:r>
-          <m:f>
-            <m:fPr>
-              <m:ctrlPr>
-                <w:rPr>
-                  <w:rFonts w:ascii="Cambria Math" w:hAnsi="Cambria Math"/>
-                  <w:i/>
-                </w:rPr>
-              </m:ctrlPr>
-            </m:fPr>
-            <m:num>
-              <m:r>
-                <w:rPr>
-                  <w:rFonts w:ascii="Cambria Math" w:hAnsi="Cambria Math"/>
-                </w:rPr>
-                <m:t>ϕ(ω)</m:t>
-              </m:r>
-            </m:num>
-            <m:den>
-              <m:r>
-                <w:rPr>
-                  <w:rFonts w:ascii="Cambria Math" w:hAnsi="Cambria Math"/>
-                </w:rPr>
-                <m:t>ω</m:t>
-              </m:r>
-            </m:den>
-          </m:f>
-        </m:oMath>
-      </m:oMathPara>
-    </w:p>
-    <w:p>
-      <w:pPr>
-        <w:spacing w:after="80" w:line="240" w:lineRule="auto"/>
-        <w:rPr>
-          <w:rFonts w:eastAsiaTheme="minorEastAsia"/>
-        </w:rPr>
-      </w:pPr>
-      <w:r>
-        <w:rPr>
-          <w:rFonts w:eastAsiaTheme="minorEastAsia"/>
-        </w:rPr>
-        <w:t xml:space="preserve">for </w:t>
-      </w:r>
-      <m:oMath>
-        <m:r>
-          <w:rPr>
-            <w:rFonts w:ascii="Cambria Math" w:eastAsiaTheme="minorEastAsia" w:hAnsi="Cambria Math"/>
-          </w:rPr>
-          <m:t>ω≠0</m:t>
-        </m:r>
-      </m:oMath>
-      <w:r>
-        <w:rPr>
-          <w:rFonts w:eastAsiaTheme="minorEastAsia"/>
-        </w:rPr>
-        <w:t>.</w:t>
-      </w:r>
-    </w:p>
-    <w:p>
-      <w:pPr>
-        <w:spacing w:after="80" w:line="240" w:lineRule="auto"/>
-        <w:rPr>
-          <w:rFonts w:eastAsiaTheme="minorEastAsia"/>
-        </w:rPr>
-      </w:pPr>
-      <w:r>
-        <w:rPr>
-          <w:rFonts w:eastAsiaTheme="minorEastAsia"/>
-        </w:rPr>
-        <w:t xml:space="preserve">(b) Compute the group delay </w:t>
-      </w:r>
-    </w:p>
-    <w:p>
-      <w:pPr>
-        <w:spacing w:after="80" w:line="240" w:lineRule="auto"/>
-        <w:rPr>
-          <w:rFonts w:eastAsiaTheme="minorEastAsia"/>
-        </w:rPr>
-      </w:pPr>
-      <m:oMathPara>
-        <m:oMath>
-          <m:sSub>
-            <m:sSubPr>
-              <m:ctrlPr>
-                <w:rPr>
-                  <w:rFonts w:ascii="Cambria Math" w:hAnsi="Cambria Math"/>
-                  <w:i/>
-                </w:rPr>
-              </m:ctrlPr>
-            </m:sSubPr>
-            <m:e>
-              <m:r>
-                <w:rPr>
-                  <w:rFonts w:ascii="Cambria Math" w:hAnsi="Cambria Math"/>
-                </w:rPr>
-                <m:t>τ</m:t>
-              </m:r>
-            </m:e>
-            <m:sub>
-              <m:r>
-                <w:rPr>
-                  <w:rFonts w:ascii="Cambria Math" w:hAnsi="Cambria Math"/>
-                </w:rPr>
-                <m:t>g</m:t>
-              </m:r>
-            </m:sub>
-          </m:sSub>
-          <m:d>
-            <m:dPr>
-              <m:ctrlPr>
-                <w:rPr>
-                  <w:rFonts w:ascii="Cambria Math" w:hAnsi="Cambria Math"/>
-                  <w:i/>
-                </w:rPr>
-              </m:ctrlPr>
-            </m:dPr>
-            <m:e>
-              <m:r>
-                <w:rPr>
-                  <w:rFonts w:ascii="Cambria Math" w:hAnsi="Cambria Math"/>
-                </w:rPr>
-                <m:t>ω</m:t>
-              </m:r>
-            </m:e>
-          </m:d>
-          <m:r>
-            <w:rPr>
-              <w:rFonts w:ascii="Cambria Math" w:hAnsi="Cambria Math"/>
-            </w:rPr>
-            <m:t>=-</m:t>
-          </m:r>
-          <m:f>
-            <m:fPr>
-              <m:ctrlPr>
-                <w:rPr>
-                  <w:rFonts w:ascii="Cambria Math" w:hAnsi="Cambria Math"/>
-                  <w:i/>
-                </w:rPr>
-              </m:ctrlPr>
-            </m:fPr>
-            <m:num>
-              <m:r>
-                <w:rPr>
-                  <w:rFonts w:ascii="Cambria Math" w:hAnsi="Cambria Math"/>
-                </w:rPr>
-                <m:t>dϕ</m:t>
-              </m:r>
-              <m:d>
-                <m:dPr>
-                  <m:ctrlPr>
-                    <w:rPr>
-                      <w:rFonts w:ascii="Cambria Math" w:hAnsi="Cambria Math"/>
-                      <w:i/>
-                    </w:rPr>
-                  </m:ctrlPr>
-                </m:dPr>
-                <m:e>
-                  <m:r>
-                    <w:rPr>
-                      <w:rFonts w:ascii="Cambria Math" w:hAnsi="Cambria Math"/>
-                    </w:rPr>
-                    <m:t>ω</m:t>
-                  </m:r>
-                </m:e>
-              </m:d>
-            </m:num>
-            <m:den>
-              <m:r>
-                <w:rPr>
-                  <w:rFonts w:ascii="Cambria Math" w:hAnsi="Cambria Math"/>
-                </w:rPr>
-                <m:t>dω</m:t>
-              </m:r>
-            </m:den>
-          </m:f>
-          <m:r>
-            <w:rPr>
-              <w:rFonts w:ascii="Cambria Math" w:hAnsi="Cambria Math"/>
-            </w:rPr>
-            <m:t>.</m:t>
-          </m:r>
-        </m:oMath>
-      </m:oMathPara>
-    </w:p>
-    <w:p>
-      <w:pPr>
-        <w:spacing w:after="80" w:line="240" w:lineRule="auto"/>
-      </w:pPr>
-      <w:r>
-        <w:rPr>
-          <w:rFonts w:eastAsiaTheme="minorEastAsia"/>
-        </w:rPr>
-        <w:t xml:space="preserve">(c) Explain why the system is not linear phase. </w:t>
-      </w:r>
-    </w:p>
-    <w:p>
-      <w:pPr>
-        <w:spacing w:before="200" w:after="80" w:line="240" w:lineRule="auto"/>
-        <w:rPr>
-          <w:b/>
-          <w:bCs/>
-        </w:rPr>
-      </w:pPr>
-      <w:r>
-        <w:rPr>
-          <w:b/>
-          <w:bCs/>
-        </w:rPr>
-        <w:t>4. First order allpass</w:t>
-      </w:r>
-    </w:p>
-    <w:p>
-      <w:pPr>
-        <w:spacing w:after="80" w:line="240" w:lineRule="auto"/>
-        <w:rPr>
-          <w:rFonts w:eastAsiaTheme="minorEastAsia"/>
-        </w:rPr>
-      </w:pPr>
-      <w:r>
-        <w:t xml:space="preserve">For real </w:t>
-      </w:r>
-      <m:oMath>
-        <m:d>
-          <m:dPr>
-            <m:begChr m:val="|"/>
-            <m:endChr m:val="|"/>
-            <m:ctrlPr>
-              <w:rPr>
-                <w:rFonts w:ascii="Cambria Math" w:hAnsi="Cambria Math"/>
-                <w:i/>
-              </w:rPr>
-            </m:ctrlPr>
-          </m:dPr>
-          <m:e>
-            <m:r>
-              <w:rPr>
-                <w:rFonts w:ascii="Cambria Math" w:hAnsi="Cambria Math"/>
-              </w:rPr>
-              <m:t>a</m:t>
-            </m:r>
-          </m:e>
-        </m:d>
-        <m:r>
-          <w:rPr>
-            <w:rFonts w:ascii="Cambria Math" w:hAnsi="Cambria Math"/>
-          </w:rPr>
-          <m:t>&lt;1</m:t>
-        </m:r>
-      </m:oMath>
-      <w:r>
-        <w:rPr>
-          <w:rFonts w:eastAsiaTheme="minorEastAsia"/>
-        </w:rPr>
-        <w:t>,</w:t>
-      </w:r>
-    </w:p>
-    <w:p>
-      <w:pPr>
-        <w:spacing w:after="80" w:line="240" w:lineRule="auto"/>
-        <w:rPr>
-          <w:rFonts w:eastAsiaTheme="minorEastAsia"/>
-        </w:rPr>
-      </w:pPr>
-      <m:oMathPara>
-        <m:oMath>
-          <m:sSub>
-            <m:sSubPr>
-              <m:ctrlPr>
-                <w:rPr>
-                  <w:rFonts w:ascii="Cambria Math" w:hAnsi="Cambria Math"/>
-                  <w:i/>
-                </w:rPr>
-              </m:ctrlPr>
-            </m:sSubPr>
-            <m:e>
-              <m:r>
-                <w:rPr>
-                  <w:rFonts w:ascii="Cambria Math" w:hAnsi="Cambria Math"/>
-                </w:rPr>
-                <m:t>H</m:t>
-              </m:r>
-            </m:e>
-            <m:sub>
-              <m:r>
-                <w:rPr>
-                  <w:rFonts w:ascii="Cambria Math" w:hAnsi="Cambria Math"/>
-                </w:rPr>
-                <m:t>ap</m:t>
-              </m:r>
-            </m:sub>
-          </m:sSub>
-          <m:d>
-            <m:dPr>
-              <m:ctrlPr>
-                <w:rPr>
-                  <w:rFonts w:ascii="Cambria Math" w:hAnsi="Cambria Math"/>
-                  <w:i/>
-                </w:rPr>
-              </m:ctrlPr>
-            </m:dPr>
-            <m:e>
-              <m:r>
-                <w:rPr>
-                  <w:rFonts w:ascii="Cambria Math" w:hAnsi="Cambria Math"/>
-                </w:rPr>
-                <m:t>z</m:t>
-              </m:r>
-            </m:e>
-          </m:d>
-          <m:r>
-            <w:rPr>
-              <w:rFonts w:ascii="Cambria Math" w:hAnsi="Cambria Math"/>
-            </w:rPr>
-            <m:t>=</m:t>
-          </m:r>
-          <m:f>
-            <m:fPr>
-              <m:ctrlPr>
-                <w:rPr>
-                  <w:rFonts w:ascii="Cambria Math" w:hAnsi="Cambria Math"/>
-                  <w:i/>
-                </w:rPr>
-              </m:ctrlPr>
-            </m:fPr>
-            <m:num>
-              <m:sSup>
-                <m:sSupPr>
-                  <m:ctrlPr>
-                    <w:rPr>
-                      <w:rFonts w:ascii="Cambria Math" w:hAnsi="Cambria Math"/>
-                      <w:i/>
-                    </w:rPr>
-                  </m:ctrlPr>
-                </m:sSupPr>
-                <m:e>
-                  <m:r>
-                    <w:rPr>
-                      <w:rFonts w:ascii="Cambria Math" w:hAnsi="Cambria Math"/>
-                    </w:rPr>
-                    <m:t>z</m:t>
-                  </m:r>
-                </m:e>
-                <m:sup>
-                  <m:r>
-                    <w:rPr>
-                      <w:rFonts w:ascii="Cambria Math" w:hAnsi="Cambria Math"/>
-                    </w:rPr>
-                    <m:t>-1</m:t>
-                  </m:r>
-                </m:sup>
-              </m:sSup>
-              <m:r>
-                <w:rPr>
-                  <w:rFonts w:ascii="Cambria Math" w:hAnsi="Cambria Math"/>
-                </w:rPr>
-                <m:t>-a</m:t>
-              </m:r>
-            </m:num>
-            <m:den>
-              <m:r>
-                <w:rPr>
-                  <w:rFonts w:ascii="Cambria Math" w:hAnsi="Cambria Math"/>
-                </w:rPr>
-                <m:t>1-a</m:t>
-              </m:r>
-              <m:sSup>
-                <m:sSupPr>
-                  <m:ctrlPr>
-                    <w:rPr>
-                      <w:rFonts w:ascii="Cambria Math" w:hAnsi="Cambria Math"/>
-                      <w:i/>
-                    </w:rPr>
-                  </m:ctrlPr>
-                </m:sSupPr>
-                <m:e>
-                  <m:r>
-                    <w:rPr>
-                      <w:rFonts w:ascii="Cambria Math" w:hAnsi="Cambria Math"/>
-                    </w:rPr>
-                    <m:t>z</m:t>
-                  </m:r>
-                </m:e>
-                <m:sup>
-                  <m:r>
-                    <w:rPr>
-                      <w:rFonts w:ascii="Cambria Math" w:hAnsi="Cambria Math"/>
-                    </w:rPr>
-                    <m:t>-1</m:t>
-                  </m:r>
-                </m:sup>
-              </m:sSup>
-            </m:den>
-          </m:f>
-          <m:r>
-            <w:rPr>
-              <w:rFonts w:ascii="Cambria Math" w:hAnsi="Cambria Math"/>
-            </w:rPr>
-            <m:t>.</m:t>
-          </m:r>
-        </m:oMath>
-      </m:oMathPara>
-    </w:p>
-    <w:p>
-      <w:pPr>
-        <w:spacing w:after="80" w:line="240" w:lineRule="auto"/>
-        <w:rPr>
-          <w:rFonts w:eastAsiaTheme="minorEastAsia"/>
-        </w:rPr>
-      </w:pPr>
-      <w:r>
-        <w:rPr>
-          <w:rFonts w:eastAsiaTheme="minorEastAsia"/>
-        </w:rPr>
-        <w:t xml:space="preserve">Show that </w:t>
-      </w:r>
-    </w:p>
-    <w:p>
-      <w:pPr>
-        <w:spacing w:after="80" w:line="240" w:lineRule="auto"/>
-        <w:rPr>
-          <w:rFonts w:eastAsiaTheme="minorEastAsia"/>
-        </w:rPr>
-      </w:pPr>
-      <m:oMathPara>
-        <m:oMath>
-          <m:sSub>
-            <m:sSubPr>
-              <m:ctrlPr>
-                <w:rPr>
-                  <w:rFonts w:ascii="Cambria Math" w:hAnsi="Cambria Math"/>
-                  <w:i/>
-                </w:rPr>
-              </m:ctrlPr>
-            </m:sSubPr>
-            <m:e>
-              <m:r>
-                <w:rPr>
-                  <w:rFonts w:ascii="Cambria Math" w:hAnsi="Cambria Math"/>
-                </w:rPr>
-                <m:t>|H</m:t>
-              </m:r>
-            </m:e>
-            <m:sub>
-              <m:r>
-                <w:rPr>
-                  <w:rFonts w:ascii="Cambria Math" w:hAnsi="Cambria Math"/>
-                </w:rPr>
-                <m:t>ap</m:t>
-              </m:r>
-            </m:sub>
-          </m:sSub>
-          <m:d>
-            <m:dPr>
-              <m:ctrlPr>
-                <w:rPr>
-                  <w:rFonts w:ascii="Cambria Math" w:hAnsi="Cambria Math"/>
-                  <w:i/>
-                </w:rPr>
-              </m:ctrlPr>
-            </m:dPr>
-            <m:e>
-              <m:sSup>
-                <m:sSupPr>
-                  <m:ctrlPr>
-                    <w:rPr>
-                      <w:rFonts w:ascii="Cambria Math" w:hAnsi="Cambria Math"/>
-                      <w:i/>
-                    </w:rPr>
-                  </m:ctrlPr>
-                </m:sSupPr>
-                <m:e>
-                  <m:r>
-                    <w:rPr>
-                      <w:rFonts w:ascii="Cambria Math" w:hAnsi="Cambria Math"/>
-                    </w:rPr>
-                    <m:t>e</m:t>
-                  </m:r>
-                </m:e>
-                <m:sup>
-                  <m:r>
-                    <w:rPr>
-                      <w:rFonts w:ascii="Cambria Math" w:hAnsi="Cambria Math"/>
-                    </w:rPr>
-                    <m:t>jω</m:t>
-                  </m:r>
-                </m:sup>
-              </m:sSup>
-            </m:e>
-          </m:d>
-          <m:r>
-            <w:rPr>
-              <w:rFonts w:ascii="Cambria Math" w:hAnsi="Cambria Math"/>
-            </w:rPr>
-            <m:t>|=1</m:t>
-          </m:r>
-        </m:oMath>
-      </m:oMathPara>
-    </w:p>
-    <w:p>
-      <w:pPr>
-        <w:spacing w:after="80" w:line="240" w:lineRule="auto"/>
-        <w:rPr>
-          <w:rFonts w:eastAsiaTheme="minorEastAsia"/>
-        </w:rPr>
-      </w:pPr>
-      <w:r>
-        <w:rPr>
-          <w:rFonts w:eastAsiaTheme="minorEastAsia"/>
-        </w:rPr>
-        <w:t xml:space="preserve">for all </w:t>
-      </w:r>
-      <m:oMath>
-        <m:r>
-          <w:rPr>
-            <w:rFonts w:ascii="Cambria Math" w:eastAsiaTheme="minorEastAsia" w:hAnsi="Cambria Math"/>
-          </w:rPr>
-          <m:t>ω</m:t>
-        </m:r>
-      </m:oMath>
-      <w:r>
-        <w:rPr>
-          <w:rFonts w:eastAsiaTheme="minorEastAsia"/>
-        </w:rPr>
-        <w:t>. Locate the pole and zero and explain the reciprocal relationship.</w:t>
-      </w:r>
-    </w:p>
-    <w:p>
-      <w:pPr>
-        <w:spacing w:before="200" w:after="80" w:line="240" w:lineRule="auto"/>
-        <w:rPr>
-          <w:rFonts w:eastAsiaTheme="minorEastAsia"/>
-          <w:b/>
-          <w:bCs/>
-        </w:rPr>
-      </w:pPr>
-      <w:r>
-        <w:rPr>
-          <w:b/>
-          <w:bCs/>
-          <w:noProof/>
-        </w:rPr>
-        <w:drawing>
-          <wp:anchor distT="0" distB="0" distL="114300" distR="114300" simplePos="0" relativeHeight="251660288" behindDoc="0" locked="0" layoutInCell="1" allowOverlap="1" wp14:anchorId="17105E7F" wp14:editId="32A07E93">
-            <wp:simplePos x="0" y="0"/>
-            <wp:positionH relativeFrom="margin">
-              <wp:align>right</wp:align>
-            </wp:positionH>
-            <wp:positionV relativeFrom="margin">
-              <wp:posOffset>4024313</wp:posOffset>
-            </wp:positionV>
-            <wp:extent cx="2523744" cy="2478024"/>
-            <wp:effectExtent l="0" t="0" r="0" b="0"/>
-            <wp:wrapSquare wrapText="left"/>
-            <wp:docPr id="354209768" name="Picture 2" descr="The diagram is a polar plot representing poles and zeros of a system, with poles at -1.0 and -0.5, and zeros at 0.75, 0.5, and 0.25 on the complex plane.&#10;&#10;AI-generated content may be incorrect."/>
-            <wp:cNvGraphicFramePr>
-              <a:graphicFrameLocks xmlns:a="http://schemas.openxmlformats.org/drawingml/2006/main" noChangeAspect="1"/>
-            </wp:cNvGraphicFramePr>
-            <a:graphic xmlns:a="http://schemas.openxmlformats.org/drawingml/2006/main">
-              <a:graphicData uri="http://schemas.openxmlformats.org/drawingml/2006/picture">
-                <pic:pic xmlns:pic="http://schemas.openxmlformats.org/drawingml/2006/picture">
-                  <pic:nvPicPr>
-                    <pic:cNvPr id="354209768" name="Picture 2" descr="The diagram is a polar plot representing poles and zeros of a system, with poles at -1.0 and -0.5, and zeros at 0.75, 0.5, and 0.25 on the complex plane.&#10;&#10;AI-generated content may be incorrect."/>
-                    <pic:cNvPicPr/>
-                  </pic:nvPicPr>
-                  <pic:blipFill>
-                    <a:blip r:embed="rId6" cstate="print">
-                      <a:extLst>
-                        <a:ext uri="{28A0092B-C50C-407E-A947-70E740481C1C}">
-                          <a14:useLocalDpi xmlns:a14="http://schemas.microsoft.com/office/drawing/2010/main" val="0"/>
-                        </a:ext>
-                      </a:extLst>
-                    </a:blip>
-                    <a:stretch>
-                      <a:fillRect/>
-                    </a:stretch>
-                  </pic:blipFill>
-                  <pic:spPr>
-                    <a:xfrm>
-                      <a:off x="0" y="0"/>
-                      <a:ext cx="2523744" cy="2478024"/>
-                    </a:xfrm>
-                    <a:prstGeom prst="rect">
-                      <a:avLst/>
-                    </a:prstGeom>
-                  </pic:spPr>
-                </pic:pic>
-              </a:graphicData>
-            </a:graphic>
-            <wp14:sizeRelH relativeFrom="margin">
-              <wp14:pctWidth>0</wp14:pctWidth>
-            </wp14:sizeRelH>
-            <wp14:sizeRelV relativeFrom="margin">
-              <wp14:pctHeight>0</wp14:pctHeight>
-            </wp14:sizeRelV>
-          </wp:anchor>
-        </w:drawing>
-      </w:r>
-      <w:r>
-        <w:rPr>
-          <w:rFonts w:eastAsiaTheme="minorEastAsia"/>
-          <w:b/>
-          <w:bCs/>
-        </w:rPr>
-        <w:t>5</w:t>
-      </w:r>
-      <w:r>
-        <w:rPr>
-          <w:rFonts w:eastAsiaTheme="minorEastAsia"/>
-          <w:b/>
-          <w:bCs/>
-        </w:rPr>
-        <w:t xml:space="preserve">. Inverse system properties (ECEN 5632 </w:t>
-      </w:r>
-      <w:r>
-        <w:rPr>
-          <w:rFonts w:eastAsiaTheme="minorEastAsia"/>
-          <w:b/>
-          <w:bCs/>
-        </w:rPr>
-        <w:t>P</w:t>
-      </w:r>
-      <w:r>
-        <w:rPr>
-          <w:rFonts w:eastAsiaTheme="minorEastAsia"/>
-          <w:b/>
-          <w:bCs/>
-        </w:rPr>
-        <w:t>roblem)</w:t>
-      </w:r>
-    </w:p>
-    <w:p>
-      <w:pPr>
-        <w:spacing w:after="80" w:line="240" w:lineRule="auto"/>
-      </w:pPr>
-      <w:r>
-        <w:rPr>
-          <w:rFonts w:eastAsiaTheme="minorEastAsia"/>
-        </w:rPr>
-        <w:t>If the system function</w:t>
-      </w:r>
-      <w:r>
-        <w:rPr>
-          <w:rFonts w:eastAsiaTheme="minorEastAsia"/>
-        </w:rPr>
-        <w:t xml:space="preserve"> </w:t>
-      </w:r>
-      <m:oMath>
-        <m:r>
-          <w:rPr>
-            <w:rFonts w:ascii="Cambria Math" w:eastAsiaTheme="minorEastAsia" w:hAnsi="Cambria Math"/>
-          </w:rPr>
-          <m:t>H(z)</m:t>
-        </m:r>
-      </m:oMath>
-      <w:r>
-        <w:rPr>
-          <w:rFonts w:eastAsiaTheme="minorEastAsia"/>
-        </w:rPr>
-        <w:t xml:space="preserve"> of an LTI system has a pole-zero plot as shown on the right and the system is causal, can the inverse system </w:t>
-      </w:r>
-      <m:oMath>
-        <m:sSub>
-          <m:sSubPr>
-            <m:ctrlPr>
-              <w:rPr>
-                <w:rFonts w:ascii="Cambria Math" w:eastAsiaTheme="minorEastAsia" w:hAnsi="Cambria Math"/>
-                <w:i/>
-              </w:rPr>
-            </m:ctrlPr>
-          </m:sSubPr>
-          <m:e>
-            <m:r>
-              <w:rPr>
-                <w:rFonts w:ascii="Cambria Math" w:eastAsiaTheme="minorEastAsia" w:hAnsi="Cambria Math"/>
-              </w:rPr>
-              <m:t>H</m:t>
-            </m:r>
-          </m:e>
-          <m:sub>
-            <m:r>
-              <w:rPr>
-                <w:rFonts w:ascii="Cambria Math" w:eastAsiaTheme="minorEastAsia" w:hAnsi="Cambria Math"/>
-              </w:rPr>
-              <m:t>i</m:t>
-            </m:r>
-          </m:sub>
-        </m:sSub>
-        <m:r>
-          <w:rPr>
-            <w:rFonts w:ascii="Cambria Math" w:eastAsiaTheme="minorEastAsia" w:hAnsi="Cambria Math"/>
-          </w:rPr>
-          <m:t>(z)</m:t>
-        </m:r>
-      </m:oMath>
-      <w:r>
-        <w:rPr>
-          <w:rFonts w:eastAsiaTheme="minorEastAsia"/>
-        </w:rPr>
-        <w:t xml:space="preserve">, where </w:t>
-      </w:r>
-      <m:oMath>
-        <m:r>
-          <w:rPr>
-            <w:rFonts w:ascii="Cambria Math" w:eastAsiaTheme="minorEastAsia" w:hAnsi="Cambria Math"/>
-          </w:rPr>
-          <m:t>H</m:t>
-        </m:r>
-        <m:d>
-          <m:dPr>
-            <m:ctrlPr>
-              <w:rPr>
-                <w:rFonts w:ascii="Cambria Math" w:eastAsiaTheme="minorEastAsia" w:hAnsi="Cambria Math"/>
-                <w:i/>
-              </w:rPr>
-            </m:ctrlPr>
-          </m:dPr>
-          <m:e>
-            <m:r>
-              <w:rPr>
-                <w:rFonts w:ascii="Cambria Math" w:eastAsiaTheme="minorEastAsia" w:hAnsi="Cambria Math"/>
-              </w:rPr>
-              <m:t>z</m:t>
-            </m:r>
-          </m:e>
-        </m:d>
-        <m:sSub>
-          <m:sSubPr>
-            <m:ctrlPr>
-              <w:rPr>
-                <w:rFonts w:ascii="Cambria Math" w:eastAsiaTheme="minorEastAsia" w:hAnsi="Cambria Math"/>
-                <w:i/>
-              </w:rPr>
-            </m:ctrlPr>
-          </m:sSubPr>
-          <m:e>
-            <m:r>
-              <w:rPr>
-                <w:rFonts w:ascii="Cambria Math" w:eastAsiaTheme="minorEastAsia" w:hAnsi="Cambria Math"/>
-              </w:rPr>
-              <m:t>H</m:t>
-            </m:r>
-          </m:e>
-          <m:sub>
-            <m:r>
-              <w:rPr>
-                <w:rFonts w:ascii="Cambria Math" w:eastAsiaTheme="minorEastAsia" w:hAnsi="Cambria Math"/>
-              </w:rPr>
-              <m:t>i</m:t>
-            </m:r>
-          </m:sub>
-        </m:sSub>
-        <m:d>
-          <m:dPr>
-            <m:ctrlPr>
-              <w:rPr>
-                <w:rFonts w:ascii="Cambria Math" w:eastAsiaTheme="minorEastAsia" w:hAnsi="Cambria Math"/>
-                <w:i/>
-              </w:rPr>
-            </m:ctrlPr>
-          </m:dPr>
-          <m:e>
-            <m:r>
-              <w:rPr>
-                <w:rFonts w:ascii="Cambria Math" w:eastAsiaTheme="minorEastAsia" w:hAnsi="Cambria Math"/>
-              </w:rPr>
-              <m:t>z</m:t>
-            </m:r>
-          </m:e>
-        </m:d>
-        <m:r>
-          <w:rPr>
-            <w:rFonts w:ascii="Cambria Math" w:eastAsiaTheme="minorEastAsia" w:hAnsi="Cambria Math"/>
-          </w:rPr>
-          <m:t>=1</m:t>
-        </m:r>
-      </m:oMath>
-      <w:r>
-        <w:rPr>
-          <w:rFonts w:eastAsiaTheme="minorEastAsia"/>
-        </w:rPr>
-        <w:t>, be both causal and stable? Clearly justify your answer.</w:t>
-      </w:r>
-      <w:r>
-        <w:rPr>
-          <w:rFonts w:eastAsiaTheme="minorEastAsia"/>
-        </w:rPr>
-        <w:br/>
-      </w:r>
-      <w:r>
-        <w:rPr>
-          <w:rFonts w:eastAsiaTheme="minorEastAsia"/>
-        </w:rPr>
-        <w:br/>
-      </w:r>
-      <w:r>
-        <w:rPr>
-          <w:rFonts w:eastAsiaTheme="minorEastAsia"/>
-        </w:rPr>
-        <w:br/>
-      </w:r>
-      <w:r>
-        <w:rPr>
-          <w:rFonts w:eastAsiaTheme="minorEastAsia"/>
-        </w:rPr>
-        <w:br/>
-      </w:r>
-      <w:r>
-        <w:rPr>
-          <w:rFonts w:eastAsiaTheme="minorEastAsia"/>
-        </w:rPr>
-        <w:br/>
-      </w:r>
-      <w:r>
-        <w:rPr>
-          <w:rFonts w:eastAsiaTheme="minorEastAsia"/>
-        </w:rPr>
-        <w:br/>
-      </w:r>
-      <w:r>
-        <w:rPr>
-          <w:rFonts w:eastAsiaTheme="minorEastAsia"/>
-        </w:rPr>
-        <w:br/>
-      </w:r>
-    </w:p>
-    <w:p>
-      <w:pPr>
-        <w:spacing w:after="80" w:line="240" w:lineRule="auto"/>
-      </w:pPr>
-    </w:p>
-    <w:p>
-      <w:pPr>
-        <w:spacing w:after="80" w:line="240" w:lineRule="auto"/>
-      </w:pPr>
+        <w:t>, why not?</w:t>
+      </w:r>
     </w:p>
     <w:p>
       <w:pPr>
